--- a/CustomerChurn/src/08_data_versioning/data version control.docx
+++ b/CustomerChurn/src/08_data_versioning/data version control.docx
@@ -139,42 +139,16 @@
       <w:pPr>
         <w:spacing w:line="240" w:lineRule="auto"/>
       </w:pPr>
-      <w:proofErr w:type="spellStart"/>
-      <w:r>
-        <w:t>dvc</w:t>
-      </w:r>
-      <w:proofErr w:type="spellEnd"/>
-      <w:r>
-        <w:t xml:space="preserve"> add </w:t>
-      </w:r>
-      <w:proofErr w:type="spellStart"/>
-      <w:r>
-        <w:t>CustomerChurn</w:t>
-      </w:r>
-      <w:proofErr w:type="spellEnd"/>
-      <w:r>
-        <w:t>/data/processed</w:t>
+      <w:r>
+        <w:t>dvc add CustomerChurn/data/processed</w:t>
       </w:r>
     </w:p>
     <w:p>
       <w:pPr>
         <w:spacing w:line="240" w:lineRule="auto"/>
       </w:pPr>
-      <w:proofErr w:type="spellStart"/>
-      <w:r>
-        <w:t>dvc</w:t>
-      </w:r>
-      <w:proofErr w:type="spellEnd"/>
-      <w:r>
-        <w:t xml:space="preserve"> add </w:t>
-      </w:r>
-      <w:proofErr w:type="spellStart"/>
-      <w:r>
-        <w:t>CustomerChurn</w:t>
-      </w:r>
-      <w:proofErr w:type="spellEnd"/>
-      <w:r>
-        <w:t>/data/transformed</w:t>
+      <w:r>
+        <w:t>dvc add CustomerChurn/data/transformed</w:t>
       </w:r>
     </w:p>
     <w:p>
@@ -223,14 +197,9 @@
     <w:p/>
     <w:p/>
     <w:p>
-      <w:proofErr w:type="spellStart"/>
       <w:r>
         <w:lastRenderedPageBreak/>
-        <w:t>dvc</w:t>
-      </w:r>
-      <w:proofErr w:type="spellEnd"/>
-      <w:r>
-        <w:t xml:space="preserve"> push</w:t>
+        <w:t>dvc push</w:t>
       </w:r>
     </w:p>
     <w:p>
@@ -386,6 +355,95 @@
                     <a:xfrm>
                       <a:off x="0" y="0"/>
                       <a:ext cx="5943600" cy="1967865"/>
+                    </a:xfrm>
+                    <a:prstGeom prst="rect">
+                      <a:avLst/>
+                    </a:prstGeom>
+                  </pic:spPr>
+                </pic:pic>
+              </a:graphicData>
+            </a:graphic>
+          </wp:inline>
+        </w:drawing>
+      </w:r>
+    </w:p>
+    <w:p/>
+    <w:p>
+      <w:r>
+        <w:t>Following is the different versions of data available for bank_churn_transformed.csv and raw data</w:t>
+      </w:r>
+      <w:r>
+        <w:br/>
+      </w:r>
+      <w:r>
+        <w:br/>
+      </w:r>
+      <w:r>
+        <w:drawing>
+          <wp:inline distT="0" distB="0" distL="0" distR="0" wp14:anchorId="0D514376" wp14:editId="2465DB7D">
+            <wp:extent cx="5943600" cy="2322195"/>
+            <wp:effectExtent l="0" t="0" r="0" b="1905"/>
+            <wp:docPr id="1857641177" name="Picture 1"/>
+            <wp:cNvGraphicFramePr>
+              <a:graphicFrameLocks xmlns:a="http://schemas.openxmlformats.org/drawingml/2006/main" noChangeAspect="1"/>
+            </wp:cNvGraphicFramePr>
+            <a:graphic xmlns:a="http://schemas.openxmlformats.org/drawingml/2006/main">
+              <a:graphicData uri="http://schemas.openxmlformats.org/drawingml/2006/picture">
+                <pic:pic xmlns:pic="http://schemas.openxmlformats.org/drawingml/2006/picture">
+                  <pic:nvPicPr>
+                    <pic:cNvPr id="1857641177" name=""/>
+                    <pic:cNvPicPr/>
+                  </pic:nvPicPr>
+                  <pic:blipFill>
+                    <a:blip r:embed="rId10"/>
+                    <a:stretch>
+                      <a:fillRect/>
+                    </a:stretch>
+                  </pic:blipFill>
+                  <pic:spPr>
+                    <a:xfrm>
+                      <a:off x="0" y="0"/>
+                      <a:ext cx="5943600" cy="2322195"/>
+                    </a:xfrm>
+                    <a:prstGeom prst="rect">
+                      <a:avLst/>
+                    </a:prstGeom>
+                  </pic:spPr>
+                </pic:pic>
+              </a:graphicData>
+            </a:graphic>
+          </wp:inline>
+        </w:drawing>
+      </w:r>
+    </w:p>
+    <w:p/>
+    <w:p>
+      <w:r>
+        <w:drawing>
+          <wp:inline distT="0" distB="0" distL="0" distR="0" wp14:anchorId="281EED28" wp14:editId="1A07BE66">
+            <wp:extent cx="5943600" cy="1663700"/>
+            <wp:effectExtent l="0" t="0" r="0" b="0"/>
+            <wp:docPr id="1236788179" name="Picture 1"/>
+            <wp:cNvGraphicFramePr>
+              <a:graphicFrameLocks xmlns:a="http://schemas.openxmlformats.org/drawingml/2006/main" noChangeAspect="1"/>
+            </wp:cNvGraphicFramePr>
+            <a:graphic xmlns:a="http://schemas.openxmlformats.org/drawingml/2006/main">
+              <a:graphicData uri="http://schemas.openxmlformats.org/drawingml/2006/picture">
+                <pic:pic xmlns:pic="http://schemas.openxmlformats.org/drawingml/2006/picture">
+                  <pic:nvPicPr>
+                    <pic:cNvPr id="1236788179" name=""/>
+                    <pic:cNvPicPr/>
+                  </pic:nvPicPr>
+                  <pic:blipFill>
+                    <a:blip r:embed="rId11"/>
+                    <a:stretch>
+                      <a:fillRect/>
+                    </a:stretch>
+                  </pic:blipFill>
+                  <pic:spPr>
+                    <a:xfrm>
+                      <a:off x="0" y="0"/>
+                      <a:ext cx="5943600" cy="1663700"/>
                     </a:xfrm>
                     <a:prstGeom prst="rect">
                       <a:avLst/>

--- a/CustomerChurn/src/08_data_versioning/data version control.docx
+++ b/CustomerChurn/src/08_data_versioning/data version control.docx
@@ -3,6 +3,78 @@
 <w:document xmlns:wpc="http://schemas.microsoft.com/office/word/2010/wordprocessingCanvas" xmlns:cx="http://schemas.microsoft.com/office/drawing/2014/chartex" xmlns:cx1="http://schemas.microsoft.com/office/drawing/2015/9/8/chartex" xmlns:cx2="http://schemas.microsoft.com/office/drawing/2015/10/21/chartex" xmlns:cx3="http://schemas.microsoft.com/office/drawing/2016/5/9/chartex" xmlns:cx4="http://schemas.microsoft.com/office/drawing/2016/5/10/chartex" xmlns:cx5="http://schemas.microsoft.com/office/drawing/2016/5/11/chartex" xmlns:cx6="http://schemas.microsoft.com/office/drawing/2016/5/12/chartex" xmlns:cx7="http://schemas.microsoft.com/office/drawing/2016/5/13/chartex" xmlns:cx8="http://schemas.microsoft.com/office/drawing/2016/5/14/chartex" xmlns:mc="http://schemas.openxmlformats.org/markup-compatibility/2006" xmlns:aink="http://schemas.microsoft.com/office/drawing/2016/ink" xmlns:am3d="http://schemas.microsoft.com/office/drawing/2017/model3d" xmlns:o="urn:schemas-microsoft-com:office:office" xmlns:oel="http://schemas.microsoft.com/office/2019/extlst" xmlns:r="http://schemas.openxmlformats.org/officeDocument/2006/relationships" xmlns:m="http://schemas.openxmlformats.org/officeDocument/2006/math" xmlns:v="urn:schemas-microsoft-com:vml" xmlns:wp14="http://schemas.microsoft.com/office/word/2010/wordprocessingDrawing" xmlns:wp="http://schemas.openxmlformats.org/drawingml/2006/wordprocessingDrawing" xmlns:w10="urn:schemas-microsoft-com:office:word" xmlns:w="http://schemas.openxmlformats.org/wordprocessingml/2006/main" xmlns:w14="http://schemas.microsoft.com/office/word/2010/wordml" xmlns:w15="http://schemas.microsoft.com/office/word/2012/wordml" xmlns:w16cex="http://schemas.microsoft.com/office/word/2018/wordml/cex" xmlns:w16cid="http://schemas.microsoft.com/office/word/2016/wordml/cid" xmlns:w16="http://schemas.microsoft.com/office/word/2018/wordml" xmlns:w16du="http://schemas.microsoft.com/office/word/2023/wordml/word16du" xmlns:w16sdtdh="http://schemas.microsoft.com/office/word/2020/wordml/sdtdatahash" xmlns:w16sdtfl="http://schemas.microsoft.com/office/word/2024/wordml/sdtformatlock" xmlns:w16se="http://schemas.microsoft.com/office/word/2015/wordml/symex" xmlns:wpg="http://schemas.microsoft.com/office/word/2010/wordprocessingGroup" xmlns:wpi="http://schemas.microsoft.com/office/word/2010/wordprocessingInk" xmlns:wne="http://schemas.microsoft.com/office/word/2006/wordml" xmlns:wps="http://schemas.microsoft.com/office/word/2010/wordprocessingShape" mc:Ignorable="w14 w15 w16se w16cid w16 w16cex w16sdtdh w16sdtfl w16du wp14">
   <w:body>
     <w:p>
+      <w:pPr>
+        <w:pStyle w:val="ListParagraph"/>
+        <w:numPr>
+          <w:ilvl w:val="0"/>
+          <w:numId w:val="5"/>
+        </w:numPr>
+        <w:spacing w:before="100" w:after="200" w:line="276" w:lineRule="auto"/>
+        <w:jc w:val="both"/>
+        <w:rPr>
+          <w:rStyle w:val="SubtleReference"/>
+          <w:sz w:val="22"/>
+          <w:szCs w:val="22"/>
+        </w:rPr>
+      </w:pPr>
+      <w:r>
+        <w:rPr>
+          <w:rStyle w:val="SubtleReference"/>
+          <w:sz w:val="22"/>
+          <w:szCs w:val="22"/>
+        </w:rPr>
+        <w:t>Deliverables:</w:t>
+      </w:r>
+    </w:p>
+    <w:p>
+      <w:pPr>
+        <w:pStyle w:val="ListParagraph"/>
+        <w:numPr>
+          <w:ilvl w:val="1"/>
+          <w:numId w:val="5"/>
+        </w:numPr>
+        <w:spacing w:before="100" w:after="200" w:line="276" w:lineRule="auto"/>
+        <w:jc w:val="both"/>
+        <w:rPr>
+          <w:rStyle w:val="SubtleReference"/>
+          <w:b w:val="0"/>
+          <w:sz w:val="22"/>
+          <w:szCs w:val="22"/>
+        </w:rPr>
+      </w:pPr>
+      <w:r>
+        <w:rPr>
+          <w:rStyle w:val="SubtleReference"/>
+          <w:sz w:val="22"/>
+          <w:szCs w:val="22"/>
+        </w:rPr>
+        <w:t>DVC/Git repository showing dataset versions</w:t>
+      </w:r>
+    </w:p>
+    <w:p>
+      <w:pPr>
+        <w:pStyle w:val="ListParagraph"/>
+        <w:spacing w:before="100" w:after="200" w:line="276" w:lineRule="auto"/>
+        <w:ind w:left="1440"/>
+        <w:jc w:val="both"/>
+        <w:rPr>
+          <w:bCs/>
+          <w:color w:val="4472C4" w:themeColor="accent1"/>
+          <w:sz w:val="22"/>
+          <w:szCs w:val="22"/>
+        </w:rPr>
+      </w:pPr>
+      <w:r>
+        <w:rPr>
+          <w:rStyle w:val="SubtleReference"/>
+          <w:sz w:val="22"/>
+          <w:szCs w:val="22"/>
+        </w:rPr>
+        <w:t>Documentation of the versioning strategy and workflow</w:t>
+      </w:r>
+    </w:p>
+    <w:p/>
+    <w:p>
       <w:r>
         <w:t xml:space="preserve">We follow a structured </w:t>
       </w:r>
@@ -153,6 +225,9 @@
     </w:p>
     <w:p>
       <w:r>
+        <w:rPr>
+          <w:noProof/>
+        </w:rPr>
         <w:drawing>
           <wp:inline distT="0" distB="0" distL="0" distR="0" wp14:anchorId="5E48CB91" wp14:editId="149D49EE">
             <wp:extent cx="5943600" cy="2328545"/>
@@ -198,12 +273,14 @@
     <w:p/>
     <w:p>
       <w:r>
-        <w:lastRenderedPageBreak/>
         <w:t>dvc push</w:t>
       </w:r>
     </w:p>
     <w:p>
       <w:r>
+        <w:rPr>
+          <w:noProof/>
+        </w:rPr>
         <w:drawing>
           <wp:inline distT="0" distB="0" distL="0" distR="0" wp14:anchorId="293C94CA" wp14:editId="07316881">
             <wp:extent cx="5943600" cy="1671955"/>
@@ -249,6 +326,9 @@
     </w:p>
     <w:p>
       <w:r>
+        <w:rPr>
+          <w:noProof/>
+        </w:rPr>
         <w:drawing>
           <wp:inline distT="0" distB="0" distL="0" distR="0" wp14:anchorId="265748CB" wp14:editId="397F706F">
             <wp:extent cx="5943600" cy="2357755"/>
@@ -289,6 +369,10 @@
     <w:p/>
     <w:p>
       <w:r>
+        <w:rPr>
+          <w:noProof/>
+        </w:rPr>
+        <w:lastRenderedPageBreak/>
         <w:drawing>
           <wp:inline distT="0" distB="0" distL="0" distR="0" wp14:anchorId="301FAD03" wp14:editId="50115D41">
             <wp:extent cx="5943600" cy="1707515"/>
@@ -329,7 +413,9 @@
     <w:p/>
     <w:p>
       <w:r>
-        <w:lastRenderedPageBreak/>
+        <w:rPr>
+          <w:noProof/>
+        </w:rPr>
         <w:drawing>
           <wp:inline distT="0" distB="0" distL="0" distR="0" wp14:anchorId="1160B99A" wp14:editId="090892D0">
             <wp:extent cx="5943600" cy="1967865"/>
@@ -379,6 +465,9 @@
         <w:br/>
       </w:r>
       <w:r>
+        <w:rPr>
+          <w:noProof/>
+        </w:rPr>
         <w:drawing>
           <wp:inline distT="0" distB="0" distL="0" distR="0" wp14:anchorId="0D514376" wp14:editId="2465DB7D">
             <wp:extent cx="5943600" cy="2322195"/>
@@ -419,6 +508,10 @@
     <w:p/>
     <w:p>
       <w:r>
+        <w:rPr>
+          <w:noProof/>
+        </w:rPr>
+        <w:lastRenderedPageBreak/>
         <w:drawing>
           <wp:inline distT="0" distB="0" distL="0" distR="0" wp14:anchorId="281EED28" wp14:editId="1A07BE66">
             <wp:extent cx="5943600" cy="1663700"/>
@@ -582,6 +675,119 @@
     </w:lvl>
   </w:abstractNum>
   <w:abstractNum w:abstractNumId="1" w15:restartNumberingAfterBreak="0">
+    <w:nsid w:val="0E772613"/>
+    <w:multiLevelType w:val="hybridMultilevel"/>
+    <w:tmpl w:val="AA10AAE6"/>
+    <w:lvl w:ilvl="0" w:tplc="40090001">
+      <w:start w:val="1"/>
+      <w:numFmt w:val="bullet"/>
+      <w:lvlText w:val=""/>
+      <w:lvlJc w:val="left"/>
+      <w:pPr>
+        <w:ind w:left="720" w:hanging="360"/>
+      </w:pPr>
+      <w:rPr>
+        <w:rFonts w:ascii="Symbol" w:hAnsi="Symbol" w:hint="default"/>
+      </w:rPr>
+    </w:lvl>
+    <w:lvl w:ilvl="1" w:tplc="40090003">
+      <w:start w:val="1"/>
+      <w:numFmt w:val="bullet"/>
+      <w:lvlText w:val="o"/>
+      <w:lvlJc w:val="left"/>
+      <w:pPr>
+        <w:ind w:left="1440" w:hanging="360"/>
+      </w:pPr>
+      <w:rPr>
+        <w:rFonts w:ascii="Courier New" w:hAnsi="Courier New" w:cs="Courier New" w:hint="default"/>
+      </w:rPr>
+    </w:lvl>
+    <w:lvl w:ilvl="2" w:tplc="40090005" w:tentative="1">
+      <w:start w:val="1"/>
+      <w:numFmt w:val="bullet"/>
+      <w:lvlText w:val=""/>
+      <w:lvlJc w:val="left"/>
+      <w:pPr>
+        <w:ind w:left="2160" w:hanging="360"/>
+      </w:pPr>
+      <w:rPr>
+        <w:rFonts w:ascii="Wingdings" w:hAnsi="Wingdings" w:hint="default"/>
+      </w:rPr>
+    </w:lvl>
+    <w:lvl w:ilvl="3" w:tplc="40090001" w:tentative="1">
+      <w:start w:val="1"/>
+      <w:numFmt w:val="bullet"/>
+      <w:lvlText w:val=""/>
+      <w:lvlJc w:val="left"/>
+      <w:pPr>
+        <w:ind w:left="2880" w:hanging="360"/>
+      </w:pPr>
+      <w:rPr>
+        <w:rFonts w:ascii="Symbol" w:hAnsi="Symbol" w:hint="default"/>
+      </w:rPr>
+    </w:lvl>
+    <w:lvl w:ilvl="4" w:tplc="40090003" w:tentative="1">
+      <w:start w:val="1"/>
+      <w:numFmt w:val="bullet"/>
+      <w:lvlText w:val="o"/>
+      <w:lvlJc w:val="left"/>
+      <w:pPr>
+        <w:ind w:left="3600" w:hanging="360"/>
+      </w:pPr>
+      <w:rPr>
+        <w:rFonts w:ascii="Courier New" w:hAnsi="Courier New" w:cs="Courier New" w:hint="default"/>
+      </w:rPr>
+    </w:lvl>
+    <w:lvl w:ilvl="5" w:tplc="40090005" w:tentative="1">
+      <w:start w:val="1"/>
+      <w:numFmt w:val="bullet"/>
+      <w:lvlText w:val=""/>
+      <w:lvlJc w:val="left"/>
+      <w:pPr>
+        <w:ind w:left="4320" w:hanging="360"/>
+      </w:pPr>
+      <w:rPr>
+        <w:rFonts w:ascii="Wingdings" w:hAnsi="Wingdings" w:hint="default"/>
+      </w:rPr>
+    </w:lvl>
+    <w:lvl w:ilvl="6" w:tplc="40090001" w:tentative="1">
+      <w:start w:val="1"/>
+      <w:numFmt w:val="bullet"/>
+      <w:lvlText w:val=""/>
+      <w:lvlJc w:val="left"/>
+      <w:pPr>
+        <w:ind w:left="5040" w:hanging="360"/>
+      </w:pPr>
+      <w:rPr>
+        <w:rFonts w:ascii="Symbol" w:hAnsi="Symbol" w:hint="default"/>
+      </w:rPr>
+    </w:lvl>
+    <w:lvl w:ilvl="7" w:tplc="40090003" w:tentative="1">
+      <w:start w:val="1"/>
+      <w:numFmt w:val="bullet"/>
+      <w:lvlText w:val="o"/>
+      <w:lvlJc w:val="left"/>
+      <w:pPr>
+        <w:ind w:left="5760" w:hanging="360"/>
+      </w:pPr>
+      <w:rPr>
+        <w:rFonts w:ascii="Courier New" w:hAnsi="Courier New" w:cs="Courier New" w:hint="default"/>
+      </w:rPr>
+    </w:lvl>
+    <w:lvl w:ilvl="8" w:tplc="40090005" w:tentative="1">
+      <w:start w:val="1"/>
+      <w:numFmt w:val="bullet"/>
+      <w:lvlText w:val=""/>
+      <w:lvlJc w:val="left"/>
+      <w:pPr>
+        <w:ind w:left="6480" w:hanging="360"/>
+      </w:pPr>
+      <w:rPr>
+        <w:rFonts w:ascii="Wingdings" w:hAnsi="Wingdings" w:hint="default"/>
+      </w:rPr>
+    </w:lvl>
+  </w:abstractNum>
+  <w:abstractNum w:abstractNumId="2" w15:restartNumberingAfterBreak="0">
     <w:nsid w:val="3B167016"/>
     <w:multiLevelType w:val="hybridMultilevel"/>
     <w:tmpl w:val="9FD4F538"/>
@@ -694,7 +900,7 @@
       </w:rPr>
     </w:lvl>
   </w:abstractNum>
-  <w:abstractNum w:abstractNumId="2" w15:restartNumberingAfterBreak="0">
+  <w:abstractNum w:abstractNumId="3" w15:restartNumberingAfterBreak="0">
     <w:nsid w:val="61F52E62"/>
     <w:multiLevelType w:val="multilevel"/>
     <w:tmpl w:val="3B0EFDF4"/>
@@ -811,7 +1017,7 @@
       </w:pPr>
     </w:lvl>
   </w:abstractNum>
-  <w:abstractNum w:abstractNumId="3" w15:restartNumberingAfterBreak="0">
+  <w:abstractNum w:abstractNumId="4" w15:restartNumberingAfterBreak="0">
     <w:nsid w:val="65C50921"/>
     <w:multiLevelType w:val="hybridMultilevel"/>
     <w:tmpl w:val="DA082388"/>
@@ -925,16 +1131,19 @@
     </w:lvl>
   </w:abstractNum>
   <w:num w:numId="1" w16cid:durableId="128596047">
-    <w:abstractNumId w:val="2"/>
+    <w:abstractNumId w:val="3"/>
   </w:num>
   <w:num w:numId="2" w16cid:durableId="872041126">
     <w:abstractNumId w:val="0"/>
   </w:num>
   <w:num w:numId="3" w16cid:durableId="317735741">
-    <w:abstractNumId w:val="1"/>
+    <w:abstractNumId w:val="2"/>
   </w:num>
   <w:num w:numId="4" w16cid:durableId="2063560153">
-    <w:abstractNumId w:val="3"/>
+    <w:abstractNumId w:val="4"/>
+  </w:num>
+  <w:num w:numId="5" w16cid:durableId="1655602460">
+    <w:abstractNumId w:val="1"/>
   </w:num>
 </w:numbering>
 </file>
@@ -1542,6 +1751,7 @@
   <w:style w:type="character" w:default="1" w:styleId="DefaultParagraphFont">
     <w:name w:val="Default Paragraph Font"/>
     <w:uiPriority w:val="1"/>
+    <w:semiHidden/>
     <w:unhideWhenUsed/>
   </w:style>
   <w:style w:type="table" w:default="1" w:styleId="TableNormal">
@@ -1853,6 +2063,17 @@
       <w:smallCaps/>
       <w:color w:val="2F5496" w:themeColor="accent1" w:themeShade="BF"/>
       <w:spacing w:val="5"/>
+    </w:rPr>
+  </w:style>
+  <w:style w:type="character" w:styleId="SubtleReference">
+    <w:name w:val="Subtle Reference"/>
+    <w:uiPriority w:val="31"/>
+    <w:qFormat/>
+    <w:rsid w:val="008B0A53"/>
+    <w:rPr>
+      <w:b/>
+      <w:bCs/>
+      <w:color w:val="4472C4" w:themeColor="accent1"/>
     </w:rPr>
   </w:style>
 </w:styles>

--- a/CustomerChurn/src/08_data_versioning/data version control.docx
+++ b/CustomerChurn/src/08_data_versioning/data version control.docx
@@ -2,6 +2,16 @@
 <file path=word/document.xml><?xml version="1.0" encoding="utf-8"?>
 <w:document xmlns:wpc="http://schemas.microsoft.com/office/word/2010/wordprocessingCanvas" xmlns:cx="http://schemas.microsoft.com/office/drawing/2014/chartex" xmlns:cx1="http://schemas.microsoft.com/office/drawing/2015/9/8/chartex" xmlns:cx2="http://schemas.microsoft.com/office/drawing/2015/10/21/chartex" xmlns:cx3="http://schemas.microsoft.com/office/drawing/2016/5/9/chartex" xmlns:cx4="http://schemas.microsoft.com/office/drawing/2016/5/10/chartex" xmlns:cx5="http://schemas.microsoft.com/office/drawing/2016/5/11/chartex" xmlns:cx6="http://schemas.microsoft.com/office/drawing/2016/5/12/chartex" xmlns:cx7="http://schemas.microsoft.com/office/drawing/2016/5/13/chartex" xmlns:cx8="http://schemas.microsoft.com/office/drawing/2016/5/14/chartex" xmlns:mc="http://schemas.openxmlformats.org/markup-compatibility/2006" xmlns:aink="http://schemas.microsoft.com/office/drawing/2016/ink" xmlns:am3d="http://schemas.microsoft.com/office/drawing/2017/model3d" xmlns:o="urn:schemas-microsoft-com:office:office" xmlns:oel="http://schemas.microsoft.com/office/2019/extlst" xmlns:r="http://schemas.openxmlformats.org/officeDocument/2006/relationships" xmlns:m="http://schemas.openxmlformats.org/officeDocument/2006/math" xmlns:v="urn:schemas-microsoft-com:vml" xmlns:wp14="http://schemas.microsoft.com/office/word/2010/wordprocessingDrawing" xmlns:wp="http://schemas.openxmlformats.org/drawingml/2006/wordprocessingDrawing" xmlns:w10="urn:schemas-microsoft-com:office:word" xmlns:w="http://schemas.openxmlformats.org/wordprocessingml/2006/main" xmlns:w14="http://schemas.microsoft.com/office/word/2010/wordml" xmlns:w15="http://schemas.microsoft.com/office/word/2012/wordml" xmlns:w16cex="http://schemas.microsoft.com/office/word/2018/wordml/cex" xmlns:w16cid="http://schemas.microsoft.com/office/word/2016/wordml/cid" xmlns:w16="http://schemas.microsoft.com/office/word/2018/wordml" xmlns:w16du="http://schemas.microsoft.com/office/word/2023/wordml/word16du" xmlns:w16sdtdh="http://schemas.microsoft.com/office/word/2020/wordml/sdtdatahash" xmlns:w16sdtfl="http://schemas.microsoft.com/office/word/2024/wordml/sdtformatlock" xmlns:w16se="http://schemas.microsoft.com/office/word/2015/wordml/symex" xmlns:wpg="http://schemas.microsoft.com/office/word/2010/wordprocessingGroup" xmlns:wpi="http://schemas.microsoft.com/office/word/2010/wordprocessingInk" xmlns:wne="http://schemas.microsoft.com/office/word/2006/wordml" xmlns:wps="http://schemas.microsoft.com/office/word/2010/wordprocessingShape" mc:Ignorable="w14 w15 w16se w16cid w16 w16cex w16sdtdh w16sdtfl w16du wp14">
   <w:body>
+    <w:p>
+      <w:pPr>
+        <w:pStyle w:val="Heading1"/>
+        <w:jc w:val="center"/>
+      </w:pPr>
+      <w:r>
+        <w:t>Data Versioning</w:t>
+      </w:r>
+    </w:p>
+    <w:p/>
     <w:p>
       <w:pPr>
         <w:pStyle w:val="ListParagraph"/>
@@ -265,14 +275,9 @@
         </w:drawing>
       </w:r>
     </w:p>
-    <w:p/>
-    <w:p/>
-    <w:p/>
-    <w:p/>
-    <w:p/>
-    <w:p/>
-    <w:p>
-      <w:r>
+    <w:p>
+      <w:r>
+        <w:lastRenderedPageBreak/>
         <w:t>dvc push</w:t>
       </w:r>
     </w:p>
@@ -372,7 +377,6 @@
         <w:rPr>
           <w:noProof/>
         </w:rPr>
-        <w:lastRenderedPageBreak/>
         <w:drawing>
           <wp:inline distT="0" distB="0" distL="0" distR="0" wp14:anchorId="301FAD03" wp14:editId="50115D41">
             <wp:extent cx="5943600" cy="1707515"/>
@@ -416,6 +420,7 @@
         <w:rPr>
           <w:noProof/>
         </w:rPr>
+        <w:lastRenderedPageBreak/>
         <w:drawing>
           <wp:inline distT="0" distB="0" distL="0" distR="0" wp14:anchorId="1160B99A" wp14:editId="090892D0">
             <wp:extent cx="5943600" cy="1967865"/>
@@ -511,7 +516,6 @@
         <w:rPr>
           <w:noProof/>
         </w:rPr>
-        <w:lastRenderedPageBreak/>
         <w:drawing>
           <wp:inline distT="0" distB="0" distL="0" distR="0" wp14:anchorId="281EED28" wp14:editId="1A07BE66">
             <wp:extent cx="5943600" cy="1663700"/>
